--- a/templates/PROPOSTA DE COMPRA E VENDA.docx
+++ b/templates/PROPOSTA DE COMPRA E VENDA.docx
@@ -122,17 +122,7 @@
                 <w:szCs w:val="24"/>
                 <w:rtl w:val="0"/>
               </w:rPr>
-              <w:t xml:space="preserve"> </w:t>
-            </w:r>
-            <w:r>
-              <w:rPr>
-                <w:b w:val="1"/>
-                <w:bCs w:val="1"/>
-                <w:sz w:val="24"/>
-                <w:szCs w:val="24"/>
-                <w:rtl w:val="0"/>
-              </w:rPr>
-              <w:t xml:space="preserve">{{NomeRazaoSocial}} </w:t>
+              <w:t xml:space="preserve"> {{NomeRazaoSocial}} </w:t>
             </w:r>
             <w:r>
               <w:rPr>
@@ -248,15 +238,11 @@
             </w:r>
             <w:r>
               <w:rPr>
-                <w:b w:val="1"/>
-                <w:bCs w:val="1"/>
-                <w:color w:val="222222"/>
-                <w:sz w:val="24"/>
-                <w:szCs w:val="24"/>
-                <w:highlight w:val="white"/>
-                <w:rtl w:val="0"/>
-              </w:rPr>
-              <w:t xml:space="preserve">Assessora jurídica</w:t>
+                <w:sz w:val="24"/>
+                <w:szCs w:val="24"/>
+                <w:rtl w:val="0"/>
+              </w:rPr>
+              <w:t xml:space="preserve">{{Profissao}} </w:t>
             </w:r>
             <w:r>
               <w:rPr>
@@ -368,15 +354,7 @@
                 <w:szCs w:val="24"/>
                 <w:rtl w:val="0"/>
               </w:rPr>
-              <w:t xml:space="preserve">Endereço: </w:t>
-            </w:r>
-            <w:r>
-              <w:rPr>
-                <w:sz w:val="24"/>
-                <w:szCs w:val="24"/>
-                <w:rtl w:val="0"/>
-              </w:rPr>
-              <w:t xml:space="preserve">{{EnderecoCompleto}}</w:t>
+              <w:t xml:space="preserve">Endereço: {{EnderecoCompleto}}</w:t>
             </w:r>
             <w:r>
               <w:rPr>
